--- a/en/files/templates/Statistical_Analysis_Plan_Template.docx
+++ b/en/files/templates/Statistical_Analysis_Plan_Template.docx
@@ -92,7 +92,7 @@
               <w:rPr>
                 <w:sz w:val="19"/>
               </w:rPr>
-              <w:t>Replace every [grey italic text in brackets] with your own text. Use Ctrl + H → Find “[” to step through them, and check none remain before you share the document.</w:t>
+              <w:t>Replace every [grey italic text in brackets] with your own text. Press Ctrl + H and search for “[” to step through them, and check none remain before you share the document.</w:t>
             </w:r>
           </w:p>
           <w:p>
@@ -1560,7 +1560,7 @@
         <w:rPr>
           <w:i/>
         </w:rPr>
-        <w:t>Describe baseline characteristics by group (see the Table 1 shell in section 13). Continuous variables: mean (SD) if roughly symmetric, otherwise median (IQR). Categorical: n (%). In a trial, do NOT test baseline differences with p-values — any difference is due to chance. Report the number with missing data for each variable.</w:t>
+        <w:t>Describe baseline characteristics by group (see the Table 1 shell in section 13). Continuous variables: mean (SD) if roughly symmetric, otherwise median (IQR). Categorical: n (%). In a trial, do NOT test baseline differences with p-values: any difference is due to chance. Report the number with missing data for each variable.</w:t>
       </w:r>
     </w:p>
     <w:p>
@@ -2015,7 +2015,7 @@
         <w:rPr>
           <w:i/>
         </w:rPr>
-        <w:t>Observational version of the running example: sicker patients receive more fluid AND die more (confounding by indication), so the model adjusts for age, SOFA score, lactate and source of infection — with about 68 expected deaths, at most 6–7 variables.</w:t>
+        <w:t>Observational version of the running example: sicker patients receive more fluid AND die more (confounding by indication), so the model adjusts for age, SOFA score, lactate and source of infection. With about 68 expected deaths, the model can take at most 6–7 variables.</w:t>
       </w:r>
     </w:p>
     <w:tbl>
@@ -2085,7 +2085,7 @@
         <w:rPr>
           <w:i/>
         </w:rPr>
-        <w:t>List only a few subgroups, with the expected direction and a reason. Test whether the effect differs with an interaction test — not by comparing p-values in each subgroup. Present a forest plot and call the results exploratory.</w:t>
+        <w:t>List only a few subgroups, with the expected direction and a reason. Test whether the effect differs with an interaction test, not by comparing p-values in each subgroup. Present a forest plot and call the results exploratory.</w:t>
       </w:r>
     </w:p>
     <w:p>
@@ -3591,7 +3591,7 @@
         <w:rPr>
           <w:sz w:val="20"/>
         </w:rPr>
-        <w:t>Figure 1 — Participant flow diagram (CONSORT for trials, STROBE for observational studies).</w:t>
+        <w:t>Figure 1. Participant flow diagram (CONSORT for trials, STROBE for observational studies).</w:t>
       </w:r>
     </w:p>
     <w:p>
@@ -3602,7 +3602,7 @@
         <w:rPr>
           <w:sz w:val="20"/>
         </w:rPr>
-        <w:t>Figure 2 — Kaplan–Meier curves of survival to day 28 by group, with numbers at risk.</w:t>
+        <w:t>Figure 2. Kaplan–Meier curves of survival to day 28 by group, with numbers at risk.</w:t>
       </w:r>
     </w:p>
     <w:p>
@@ -3613,7 +3613,7 @@
         <w:rPr>
           <w:sz w:val="20"/>
         </w:rPr>
-        <w:t>Figure 3 — Forest plot of pre-specified subgroups (if any).</w:t>
+        <w:t>Figure 3. Forest plot of pre-specified subgroups (if any).</w:t>
       </w:r>
     </w:p>
     <w:p>
@@ -3632,7 +3632,7 @@
         <w:rPr>
           <w:i/>
         </w:rPr>
-        <w:t>Sign before the database is locked (and before unblinding in a trial). Any later change gets a new version number, the date and the reason — and is reported in the paper.</w:t>
+        <w:t>Sign before the database is locked (and before unblinding in a trial). Any later change gets a new version number, the date and the reason, and is reported in the paper.</w:t>
       </w:r>
     </w:p>
     <w:tbl>
